--- a/pr-preview/pr-97/Your-Book-Title-tracked-changes.docx
+++ b/pr-preview/pr-97/Your-Book-Title-tracked-changes.docx
@@ -34,7 +34,7 @@
       </w:pPr>
       <w:ins w:id="2" w:author="PR Preview" w:date="2026-01-01T00:00:00Z">
         <w:r>
-          <w:t xml:space="preserve">Last updated: 2026-10-22</w:t>
+          <w:t xml:space="preserve">Last updated: 2026-10-23</w:t>
         </w:r>
       </w:ins>
     </w:p>
@@ -2400,7 +2400,7 @@
       </w:ins>
       <w:ins w:id="20" w:author="PR Preview" w:date="2026-01-01T00:00:00Z">
         <w:r>
-          <w:t xml:space="preserve">7e6e00f</w:t>
+          <w:t xml:space="preserve">166ec05</w:t>
         </w:r>
       </w:ins>
     </w:p>
@@ -2428,7 +2428,7 @@
       </w:ins>
       <w:ins w:id="23" w:author="PR Preview" w:date="2026-01-01T00:00:00Z">
         <w:r>
-          <w:t xml:space="preserve">7e6e00f51bc97a33d259304c0f1bcf86ff13e1f4</w:t>
+          <w:t xml:space="preserve">166ec05b55dda5747bda9943e4567c893502469c</w:t>
         </w:r>
       </w:ins>
     </w:p>
@@ -2456,7 +2456,7 @@
       </w:ins>
       <w:ins w:id="26" w:author="PR Preview" w:date="2026-01-01T00:00:00Z">
         <w:r>
-          <w:t xml:space="preserve">2026-10-22 16:55:07 -0700</w:t>
+          <w:t xml:space="preserve">2026-10-23 00:14:22 +0000</w:t>
         </w:r>
       </w:ins>
     </w:p>

--- a/pr-preview/pr-97/Your-Book-Title-tracked-changes.docx
+++ b/pr-preview/pr-97/Your-Book-Title-tracked-changes.docx
@@ -22,21 +22,9 @@
       <w:pPr>
         <w:pStyle w:val="Date"/>
       </w:pPr>
-      <w:del w:id="1" w:author="PR Preview" w:date="2026-01-01T00:00:00Z">
-        <w:r>
-          <w:delText xml:space="preserve">Last updated: 2026-10-19</w:delText>
-        </w:r>
-      </w:del>
-    </w:p>
-    <w:p>
-      <w:pPr>
-        <w:pStyle w:val="Date"/>
-      </w:pPr>
-      <w:ins w:id="2" w:author="PR Preview" w:date="2026-01-01T00:00:00Z">
-        <w:r>
-          <w:t xml:space="preserve">Last updated: 2026-10-23</w:t>
-        </w:r>
-      </w:ins>
+      <w:r>
+        <w:t xml:space="preserve">Last updated: 2026-10-23</w:t>
+      </w:r>
     </w:p>
     <w:bookmarkStart w:id="15" w:name="welcome"/>
     <w:p>
@@ -2244,7 +2232,7 @@
           <w:numId w:val="1004"/>
         </w:numPr>
       </w:pPr>
-      <w:del w:id="3" w:author="PR Preview" w:date="2026-01-01T00:00:00Z">
+      <w:del w:id="1" w:author="PR Preview" w:date="2026-01-01T00:00:00Z">
         <w:r>
           <w:rPr>
             <w:b/>
@@ -2253,12 +2241,12 @@
           <w:delText xml:space="preserve">Branch:</w:delText>
         </w:r>
       </w:del>
-      <w:del w:id="4" w:author="PR Preview" w:date="2026-01-01T00:00:00Z">
+      <w:del w:id="2" w:author="PR Preview" w:date="2026-01-01T00:00:00Z">
         <w:r>
           <w:delText xml:space="preserve"> </w:delText>
         </w:r>
       </w:del>
-      <w:del w:id="5" w:author="PR Preview" w:date="2026-01-01T00:00:00Z">
+      <w:del w:id="3" w:author="PR Preview" w:date="2026-01-01T00:00:00Z">
         <w:r>
           <w:delText xml:space="preserve">main</w:delText>
         </w:r>
@@ -2272,7 +2260,7 @@
           <w:numId w:val="1004"/>
         </w:numPr>
       </w:pPr>
-      <w:del w:id="6" w:author="PR Preview" w:date="2026-01-01T00:00:00Z">
+      <w:del w:id="4" w:author="PR Preview" w:date="2026-01-01T00:00:00Z">
         <w:r>
           <w:rPr>
             <w:b/>
@@ -2281,14 +2269,14 @@
           <w:delText xml:space="preserve">Commit:</w:delText>
         </w:r>
       </w:del>
-      <w:del w:id="7" w:author="PR Preview" w:date="2026-01-01T00:00:00Z">
+      <w:del w:id="5" w:author="PR Preview" w:date="2026-01-01T00:00:00Z">
         <w:r>
           <w:delText xml:space="preserve"> </w:delText>
         </w:r>
       </w:del>
-      <w:del w:id="8" w:author="PR Preview" w:date="2026-01-01T00:00:00Z">
+      <w:del w:id="6" w:author="PR Preview" w:date="2026-01-01T00:00:00Z">
         <w:r>
-          <w:delText xml:space="preserve">dc1519f</w:delText>
+          <w:delText xml:space="preserve">eea5404</w:delText>
         </w:r>
       </w:del>
     </w:p>
@@ -2300,7 +2288,7 @@
           <w:numId w:val="1004"/>
         </w:numPr>
       </w:pPr>
-      <w:del w:id="9" w:author="PR Preview" w:date="2026-01-01T00:00:00Z">
+      <w:del w:id="7" w:author="PR Preview" w:date="2026-01-01T00:00:00Z">
         <w:r>
           <w:rPr>
             <w:b/>
@@ -2309,14 +2297,14 @@
           <w:delText xml:space="preserve">Full commit hash:</w:delText>
         </w:r>
       </w:del>
-      <w:del w:id="10" w:author="PR Preview" w:date="2026-01-01T00:00:00Z">
+      <w:del w:id="8" w:author="PR Preview" w:date="2026-01-01T00:00:00Z">
         <w:r>
           <w:delText xml:space="preserve"> </w:delText>
         </w:r>
       </w:del>
-      <w:del w:id="11" w:author="PR Preview" w:date="2026-01-01T00:00:00Z">
+      <w:del w:id="9" w:author="PR Preview" w:date="2026-01-01T00:00:00Z">
         <w:r>
-          <w:delText xml:space="preserve">dc1519f27c73fc70bab6c2caa375dccc51f4c669</w:delText>
+          <w:delText xml:space="preserve">eea540428a276a57037a3bda5a217b0261b95f1c</w:delText>
         </w:r>
       </w:del>
     </w:p>
@@ -2328,7 +2316,7 @@
           <w:numId w:val="1004"/>
         </w:numPr>
       </w:pPr>
-      <w:del w:id="12" w:author="PR Preview" w:date="2026-01-01T00:00:00Z">
+      <w:del w:id="10" w:author="PR Preview" w:date="2026-01-01T00:00:00Z">
         <w:r>
           <w:rPr>
             <w:b/>
@@ -2337,14 +2325,14 @@
           <w:delText xml:space="preserve">Commit date:</w:delText>
         </w:r>
       </w:del>
-      <w:del w:id="13" w:author="PR Preview" w:date="2026-01-01T00:00:00Z">
+      <w:del w:id="11" w:author="PR Preview" w:date="2026-01-01T00:00:00Z">
         <w:r>
           <w:delText xml:space="preserve"> </w:delText>
         </w:r>
       </w:del>
-      <w:del w:id="14" w:author="PR Preview" w:date="2026-01-01T00:00:00Z">
+      <w:del w:id="12" w:author="PR Preview" w:date="2026-01-01T00:00:00Z">
         <w:r>
-          <w:delText xml:space="preserve">2026-10-19 09:55:48 -0700</w:delText>
+          <w:delText xml:space="preserve">2026-10-22 21:44:44 -0700</w:delText>
         </w:r>
       </w:del>
     </w:p>
@@ -2356,7 +2344,7 @@
           <w:numId w:val="1004"/>
         </w:numPr>
       </w:pPr>
-      <w:ins w:id="15" w:author="PR Preview" w:date="2026-01-01T00:00:00Z">
+      <w:ins w:id="13" w:author="PR Preview" w:date="2026-01-01T00:00:00Z">
         <w:r>
           <w:rPr>
             <w:b/>
@@ -2365,12 +2353,12 @@
           <w:t xml:space="preserve">Branch:</w:t>
         </w:r>
       </w:ins>
-      <w:ins w:id="16" w:author="PR Preview" w:date="2026-01-01T00:00:00Z">
+      <w:ins w:id="14" w:author="PR Preview" w:date="2026-01-01T00:00:00Z">
         <w:r>
           <w:t xml:space="preserve"> </w:t>
         </w:r>
       </w:ins>
-      <w:ins w:id="17" w:author="PR Preview" w:date="2026-01-01T00:00:00Z">
+      <w:ins w:id="15" w:author="PR Preview" w:date="2026-01-01T00:00:00Z">
         <w:r>
           <w:t xml:space="preserve">claude/project-thread-qtwf7b</w:t>
         </w:r>
@@ -2384,7 +2372,7 @@
           <w:numId w:val="1004"/>
         </w:numPr>
       </w:pPr>
-      <w:ins w:id="18" w:author="PR Preview" w:date="2026-01-01T00:00:00Z">
+      <w:ins w:id="16" w:author="PR Preview" w:date="2026-01-01T00:00:00Z">
         <w:r>
           <w:rPr>
             <w:b/>
@@ -2393,14 +2381,14 @@
           <w:t xml:space="preserve">Commit:</w:t>
         </w:r>
       </w:ins>
-      <w:ins w:id="19" w:author="PR Preview" w:date="2026-01-01T00:00:00Z">
+      <w:ins w:id="17" w:author="PR Preview" w:date="2026-01-01T00:00:00Z">
         <w:r>
           <w:t xml:space="preserve"> </w:t>
         </w:r>
       </w:ins>
-      <w:ins w:id="20" w:author="PR Preview" w:date="2026-01-01T00:00:00Z">
+      <w:ins w:id="18" w:author="PR Preview" w:date="2026-01-01T00:00:00Z">
         <w:r>
-          <w:t xml:space="preserve">166ec05</w:t>
+          <w:t xml:space="preserve">4a1ba92</w:t>
         </w:r>
       </w:ins>
     </w:p>
@@ -2412,7 +2400,7 @@
           <w:numId w:val="1004"/>
         </w:numPr>
       </w:pPr>
-      <w:ins w:id="21" w:author="PR Preview" w:date="2026-01-01T00:00:00Z">
+      <w:ins w:id="19" w:author="PR Preview" w:date="2026-01-01T00:00:00Z">
         <w:r>
           <w:rPr>
             <w:b/>
@@ -2421,14 +2409,14 @@
           <w:t xml:space="preserve">Full commit hash:</w:t>
         </w:r>
       </w:ins>
-      <w:ins w:id="22" w:author="PR Preview" w:date="2026-01-01T00:00:00Z">
+      <w:ins w:id="20" w:author="PR Preview" w:date="2026-01-01T00:00:00Z">
         <w:r>
           <w:t xml:space="preserve"> </w:t>
         </w:r>
       </w:ins>
-      <w:ins w:id="23" w:author="PR Preview" w:date="2026-01-01T00:00:00Z">
+      <w:ins w:id="21" w:author="PR Preview" w:date="2026-01-01T00:00:00Z">
         <w:r>
-          <w:t xml:space="preserve">166ec05b55dda5747bda9943e4567c893502469c</w:t>
+          <w:t xml:space="preserve">4a1ba92355aaa7ffde26fa7192a3c0c2ae6b51ce</w:t>
         </w:r>
       </w:ins>
     </w:p>
@@ -2440,7 +2428,7 @@
           <w:numId w:val="1004"/>
         </w:numPr>
       </w:pPr>
-      <w:ins w:id="24" w:author="PR Preview" w:date="2026-01-01T00:00:00Z">
+      <w:ins w:id="22" w:author="PR Preview" w:date="2026-01-01T00:00:00Z">
         <w:r>
           <w:rPr>
             <w:b/>
@@ -2449,14 +2437,14 @@
           <w:t xml:space="preserve">Commit date:</w:t>
         </w:r>
       </w:ins>
-      <w:ins w:id="25" w:author="PR Preview" w:date="2026-01-01T00:00:00Z">
+      <w:ins w:id="23" w:author="PR Preview" w:date="2026-01-01T00:00:00Z">
         <w:r>
           <w:t xml:space="preserve"> </w:t>
         </w:r>
       </w:ins>
-      <w:ins w:id="26" w:author="PR Preview" w:date="2026-01-01T00:00:00Z">
+      <w:ins w:id="24" w:author="PR Preview" w:date="2026-01-01T00:00:00Z">
         <w:r>
-          <w:t xml:space="preserve">2026-10-23 00:14:22 +0000</w:t>
+          <w:t xml:space="preserve">2026-10-23 04:47:02 +0000</w:t>
         </w:r>
       </w:ins>
     </w:p>
